--- a/Documents explicatifs des dispositifs/Dispositif_etude_de_la_langue_CM1_avec_jeux.docx
+++ b/Documents explicatifs des dispositifs/Dispositif_etude_de_la_langue_CM1_avec_jeux.docx
@@ -8927,6 +8927,264 @@
         <w:t>Ardoises, feutres et bâtonnets aux prénoms (pour faire justifier un élève tiré au sort).</w:t>
       </w:r>
       <w:bookmarkEnd w:id="18"/>
+    </w:p>
+    <w:p>
+      <w:pPr>
+        <w:pStyle w:val="Heading1"/>
+      </w:pPr>
+      <w:r>
+        <w:t xml:space="preserve">En CM2</w:t>
+      </w:r>
+    </w:p>
+    <w:p>
+      <w:pPr>
+        <w:pStyle w:val="BodyText"/>
+      </w:pPr>
+      <w:r>
+        <w:t xml:space="preserve">Le principe général est le même en CM2 (enseignement collectif, entraînement spécifique, ceintures). Les ceintures CM2 portent le même numéro, la même couleur et la même notion qu’en CM1 : en classe à double niveau, l’observation, l’institutionnalisation et l’entraînement collectif sont communs ; le CM2 ajoute des écrans et des exercices sur la page interactive (étiquette « CM2 ») et un encadré « En CM2, j’apprends aussi » à la carte mentale.</w:t>
+      </w:r>
+    </w:p>
+    <w:tbl>
+      <w:tblPr>
+        <w:tblW w:type="dxa" w:w="9600"/>
+        <w:tblBorders>
+          <w:top w:val="single" w:color="auto" w:sz="4"/>
+          <w:left w:val="single" w:color="auto" w:sz="4"/>
+          <w:bottom w:val="single" w:color="auto" w:sz="4"/>
+          <w:right w:val="single" w:color="auto" w:sz="4"/>
+          <w:insideH w:val="single" w:color="auto" w:sz="4"/>
+          <w:insideV w:val="single" w:color="auto" w:sz="4"/>
+        </w:tblBorders>
+        <w:tblCellMar>
+          <w:left w:w="80" w:type="dxa"/>
+          <w:right w:w="80" w:type="dxa"/>
+        </w:tblCellMar>
+      </w:tblPr>
+      <w:tblGrid>
+        <w:gridCol w:w="3062"/>
+        <w:gridCol w:w="6537"/>
+      </w:tblGrid>
+      <w:tr>
+        <w:trPr>
+          <w:tblHeader/>
+        </w:trPr>
+        <w:tc>
+          <w:tcPr>
+            <w:tcW w:type="dxa" w:w="3062"/>
+            <w:shd w:fill="D9E2F3" w:val="clear"/>
+          </w:tcPr>
+          <w:p>
+            <w:pPr>
+              <w:spacing w:before="20" w:after="20"/>
+            </w:pPr>
+            <w:r>
+              <w:rPr>
+                <w:b/>
+                <w:bCs/>
+              </w:rPr>
+              <w:t xml:space="preserve">Dispositif</w:t>
+            </w:r>
+          </w:p>
+        </w:tc>
+        <w:tc>
+          <w:tcPr>
+            <w:tcW w:type="dxa" w:w="6537"/>
+            <w:shd w:fill="D9E2F3" w:val="clear"/>
+          </w:tcPr>
+          <w:p>
+            <w:pPr>
+              <w:spacing w:before="20" w:after="20"/>
+            </w:pPr>
+            <w:r>
+              <w:rPr>
+                <w:b/>
+                <w:bCs/>
+              </w:rPr>
+              <w:t xml:space="preserve">Ceintures CM2</w:t>
+            </w:r>
+          </w:p>
+        </w:tc>
+      </w:tr>
+      <w:tr>
+        <w:tc>
+          <w:tcPr>
+            <w:tcW w:type="dxa" w:w="3062"/>
+          </w:tcPr>
+          <w:p>
+            <w:pPr>
+              <w:spacing w:before="20" w:after="20"/>
+            </w:pPr>
+            <w:r>
+              <w:t xml:space="preserve">1 — Grammaire</w:t>
+            </w:r>
+          </w:p>
+        </w:tc>
+        <w:tc>
+          <w:tcPr>
+            <w:tcW w:type="dxa" w:w="6537"/>
+          </w:tcPr>
+          <w:p>
+            <w:pPr>
+              <w:spacing w:before="20" w:after="20"/>
+            </w:pPr>
+            <w:r>
+              <w:t xml:space="preserve">G1 à G7, approfondies</w:t>
+            </w:r>
+          </w:p>
+        </w:tc>
+      </w:tr>
+      <w:tr>
+        <w:tc>
+          <w:tcPr>
+            <w:tcW w:type="dxa" w:w="3062"/>
+          </w:tcPr>
+          <w:p>
+            <w:pPr>
+              <w:spacing w:before="20" w:after="20"/>
+            </w:pPr>
+            <w:r>
+              <w:t xml:space="preserve">1 bis — Homophones</w:t>
+            </w:r>
+          </w:p>
+        </w:tc>
+        <w:tc>
+          <w:tcPr>
+            <w:tcW w:type="dxa" w:w="6537"/>
+          </w:tcPr>
+          <w:p>
+            <w:pPr>
+              <w:spacing w:before="20" w:after="20"/>
+            </w:pPr>
+            <w:r>
+              <w:t xml:space="preserve">H1 à H8, avec qu’elle, sans, donc, dont, quel, s’en</w:t>
+            </w:r>
+          </w:p>
+        </w:tc>
+      </w:tr>
+      <w:tr>
+        <w:tc>
+          <w:tcPr>
+            <w:tcW w:type="dxa" w:w="3062"/>
+          </w:tcPr>
+          <w:p>
+            <w:pPr>
+              <w:spacing w:before="20" w:after="20"/>
+            </w:pPr>
+            <w:r>
+              <w:t xml:space="preserve">2 — Orthographe lexicale</w:t>
+            </w:r>
+          </w:p>
+        </w:tc>
+        <w:tc>
+          <w:tcPr>
+            <w:tcW w:type="dxa" w:w="6537"/>
+          </w:tcPr>
+          <w:p>
+            <w:pPr>
+              <w:spacing w:before="20" w:after="20"/>
+            </w:pPr>
+            <w:r>
+              <w:t xml:space="preserve">O1 à O6, avec des mots plus difficiles</w:t>
+            </w:r>
+          </w:p>
+        </w:tc>
+      </w:tr>
+      <w:tr>
+        <w:tc>
+          <w:tcPr>
+            <w:tcW w:type="dxa" w:w="3062"/>
+          </w:tcPr>
+          <w:p>
+            <w:pPr>
+              <w:spacing w:before="20" w:after="20"/>
+            </w:pPr>
+            <w:r>
+              <w:t xml:space="preserve">3 — Conjugaison</w:t>
+            </w:r>
+          </w:p>
+        </w:tc>
+        <w:tc>
+          <w:tcPr>
+            <w:tcW w:type="dxa" w:w="6537"/>
+          </w:tcPr>
+          <w:p>
+            <w:pPr>
+              <w:spacing w:before="20" w:after="20"/>
+            </w:pPr>
+            <w:r>
+              <w:t xml:space="preserve">C1 à C5 et C8, approfondies ; C6 (plus-que-parfait) et C7 (passé simple) en CM2 seulement</w:t>
+            </w:r>
+          </w:p>
+        </w:tc>
+      </w:tr>
+      <w:tr>
+        <w:tc>
+          <w:tcPr>
+            <w:tcW w:type="dxa" w:w="3062"/>
+          </w:tcPr>
+          <w:p>
+            <w:pPr>
+              <w:spacing w:before="20" w:after="20"/>
+            </w:pPr>
+            <w:r>
+              <w:t xml:space="preserve">4 — Vocabulaire</w:t>
+            </w:r>
+          </w:p>
+        </w:tc>
+        <w:tc>
+          <w:tcPr>
+            <w:tcW w:type="dxa" w:w="6537"/>
+          </w:tcPr>
+          <w:p>
+            <w:pPr>
+              <w:spacing w:before="20" w:after="20"/>
+            </w:pPr>
+            <w:r>
+              <w:t xml:space="preserve">V1 à V6, approfondies</w:t>
+            </w:r>
+          </w:p>
+        </w:tc>
+      </w:tr>
+    </w:tbl>
+    <w:p/>
+    <w:p>
+      <w:pPr>
+        <w:pStyle w:val="BodyText"/>
+        <w:numPr>
+          <w:ilvl w:val="0"/>
+          <w:numId w:val="1"/>
+        </w:numPr>
+        <w:spacing w:after="60"/>
+      </w:pPr>
+      <w:r>
+        <w:t xml:space="preserve">Tests : réussite 6/6 ; pour le CM2, chaque version compte 3 items sur le tronc commun et 3 items sur l’ajout CM2.</w:t>
+      </w:r>
+    </w:p>
+    <w:p>
+      <w:pPr>
+        <w:pStyle w:val="BodyText"/>
+        <w:numPr>
+          <w:ilvl w:val="0"/>
+          <w:numId w:val="1"/>
+        </w:numPr>
+        <w:spacing w:after="60"/>
+      </w:pPr>
+      <w:r>
+        <w:t xml:space="preserve">Cahier de progrès : parcours C des fiches CE2-CM1-CM2.</w:t>
+      </w:r>
+    </w:p>
+    <w:p>
+      <w:pPr>
+        <w:pStyle w:val="BodyText"/>
+        <w:numPr>
+          <w:ilvl w:val="0"/>
+          <w:numId w:val="1"/>
+        </w:numPr>
+        <w:spacing w:after="60"/>
+      </w:pPr>
+      <w:r>
+        <w:t xml:space="preserve">Chaque dispositif détaillé contient sa propre partie « En CM2 ».</w:t>
+      </w:r>
     </w:p>
     <w:sectPr>
       <w:type w:val="nextPage"/>

--- a/Documents explicatifs des dispositifs/Dispositif_etude_de_la_langue_CM1_avec_jeux.docx
+++ b/Documents explicatifs des dispositifs/Dispositif_etude_de_la_langue_CM1_avec_jeux.docx
@@ -9184,6 +9184,264 @@
       </w:pPr>
       <w:r>
         <w:t xml:space="preserve">Chaque dispositif détaillé contient sa propre partie « En CM2 ».</w:t>
+      </w:r>
+    </w:p>
+    <w:p>
+      <w:pPr>
+        <w:pStyle w:val="Heading1"/>
+      </w:pPr>
+      <w:r>
+        <w:t xml:space="preserve">En CE2</w:t>
+      </w:r>
+    </w:p>
+    <w:p>
+      <w:pPr>
+        <w:pStyle w:val="BodyText"/>
+      </w:pPr>
+      <w:r>
+        <w:t xml:space="preserve">Le principe général est le même au CE2. Les ceintures CE2 portent le même numéro, la même couleur et la même notion qu’en CM1 et en CM2, dans une version plus simple : l’observation, l’institutionnalisation et l’entraînement collectif sont communs ; le CE2 s’arrête au tronc commun (encadré « Au CE2, je retiens » sur la carte mentale, écrans propres au CE2 marqués « CE2 »).</w:t>
+      </w:r>
+    </w:p>
+    <w:tbl>
+      <w:tblPr>
+        <w:tblW w:type="dxa" w:w="9600"/>
+        <w:tblBorders>
+          <w:top w:val="single" w:color="auto" w:sz="4"/>
+          <w:left w:val="single" w:color="auto" w:sz="4"/>
+          <w:bottom w:val="single" w:color="auto" w:sz="4"/>
+          <w:right w:val="single" w:color="auto" w:sz="4"/>
+          <w:insideH w:val="single" w:color="auto" w:sz="4"/>
+          <w:insideV w:val="single" w:color="auto" w:sz="4"/>
+        </w:tblBorders>
+        <w:tblCellMar>
+          <w:left w:w="80" w:type="dxa"/>
+          <w:right w:w="80" w:type="dxa"/>
+        </w:tblCellMar>
+      </w:tblPr>
+      <w:tblGrid>
+        <w:gridCol w:w="3077"/>
+        <w:gridCol w:w="6522"/>
+      </w:tblGrid>
+      <w:tr>
+        <w:trPr>
+          <w:tblHeader/>
+        </w:trPr>
+        <w:tc>
+          <w:tcPr>
+            <w:tcW w:type="dxa" w:w="3077"/>
+            <w:shd w:fill="D9E2F3" w:val="clear"/>
+          </w:tcPr>
+          <w:p>
+            <w:pPr>
+              <w:spacing w:before="20" w:after="20"/>
+            </w:pPr>
+            <w:r>
+              <w:rPr>
+                <w:b/>
+                <w:bCs/>
+              </w:rPr>
+              <w:t xml:space="preserve">Dispositif</w:t>
+            </w:r>
+          </w:p>
+        </w:tc>
+        <w:tc>
+          <w:tcPr>
+            <w:tcW w:type="dxa" w:w="6522"/>
+            <w:shd w:fill="D9E2F3" w:val="clear"/>
+          </w:tcPr>
+          <w:p>
+            <w:pPr>
+              <w:spacing w:before="20" w:after="20"/>
+            </w:pPr>
+            <w:r>
+              <w:rPr>
+                <w:b/>
+                <w:bCs/>
+              </w:rPr>
+              <w:t xml:space="preserve">Ceintures CE2</w:t>
+            </w:r>
+          </w:p>
+        </w:tc>
+      </w:tr>
+      <w:tr>
+        <w:tc>
+          <w:tcPr>
+            <w:tcW w:type="dxa" w:w="3077"/>
+          </w:tcPr>
+          <w:p>
+            <w:pPr>
+              <w:spacing w:before="20" w:after="20"/>
+            </w:pPr>
+            <w:r>
+              <w:t xml:space="preserve">1 — Grammaire</w:t>
+            </w:r>
+          </w:p>
+        </w:tc>
+        <w:tc>
+          <w:tcPr>
+            <w:tcW w:type="dxa" w:w="6522"/>
+          </w:tcPr>
+          <w:p>
+            <w:pPr>
+              <w:spacing w:before="20" w:after="20"/>
+            </w:pPr>
+            <w:r>
+              <w:t xml:space="preserve">G1 à G7</w:t>
+            </w:r>
+          </w:p>
+        </w:tc>
+      </w:tr>
+      <w:tr>
+        <w:tc>
+          <w:tcPr>
+            <w:tcW w:type="dxa" w:w="3077"/>
+          </w:tcPr>
+          <w:p>
+            <w:pPr>
+              <w:spacing w:before="20" w:after="20"/>
+            </w:pPr>
+            <w:r>
+              <w:t xml:space="preserve">1 bis — Homophones</w:t>
+            </w:r>
+          </w:p>
+        </w:tc>
+        <w:tc>
+          <w:tcPr>
+            <w:tcW w:type="dxa" w:w="6522"/>
+          </w:tcPr>
+          <w:p>
+            <w:pPr>
+              <w:spacing w:before="20" w:after="20"/>
+            </w:pPr>
+            <w:r>
+              <w:t xml:space="preserve">H1 à H6 et H8 (un mot par ceinture ; pas de H7)</w:t>
+            </w:r>
+          </w:p>
+        </w:tc>
+      </w:tr>
+      <w:tr>
+        <w:tc>
+          <w:tcPr>
+            <w:tcW w:type="dxa" w:w="3077"/>
+          </w:tcPr>
+          <w:p>
+            <w:pPr>
+              <w:spacing w:before="20" w:after="20"/>
+            </w:pPr>
+            <w:r>
+              <w:t xml:space="preserve">2 — Orthographe lexicale</w:t>
+            </w:r>
+          </w:p>
+        </w:tc>
+        <w:tc>
+          <w:tcPr>
+            <w:tcW w:type="dxa" w:w="6522"/>
+          </w:tcPr>
+          <w:p>
+            <w:pPr>
+              <w:spacing w:before="20" w:after="20"/>
+            </w:pPr>
+            <w:r>
+              <w:t xml:space="preserve">O1 à O6 ; O7 (sons « o », « é », « è » et accents) au CE2 seulement</w:t>
+            </w:r>
+          </w:p>
+        </w:tc>
+      </w:tr>
+      <w:tr>
+        <w:tc>
+          <w:tcPr>
+            <w:tcW w:type="dxa" w:w="3077"/>
+          </w:tcPr>
+          <w:p>
+            <w:pPr>
+              <w:spacing w:before="20" w:after="20"/>
+            </w:pPr>
+            <w:r>
+              <w:t xml:space="preserve">3 — Conjugaison</w:t>
+            </w:r>
+          </w:p>
+        </w:tc>
+        <w:tc>
+          <w:tcPr>
+            <w:tcW w:type="dxa" w:w="6522"/>
+          </w:tcPr>
+          <w:p>
+            <w:pPr>
+              <w:spacing w:before="20" w:after="20"/>
+            </w:pPr>
+            <w:r>
+              <w:t xml:space="preserve">C1 à C5 (être, avoir, 1er groupe) et C8 ; C6 et C7 (verbes irréguliers) au CE2 seulement</w:t>
+            </w:r>
+          </w:p>
+        </w:tc>
+      </w:tr>
+      <w:tr>
+        <w:tc>
+          <w:tcPr>
+            <w:tcW w:type="dxa" w:w="3077"/>
+          </w:tcPr>
+          <w:p>
+            <w:pPr>
+              <w:spacing w:before="20" w:after="20"/>
+            </w:pPr>
+            <w:r>
+              <w:t xml:space="preserve">4 — Vocabulaire</w:t>
+            </w:r>
+          </w:p>
+        </w:tc>
+        <w:tc>
+          <w:tcPr>
+            <w:tcW w:type="dxa" w:w="6522"/>
+          </w:tcPr>
+          <w:p>
+            <w:pPr>
+              <w:spacing w:before="20" w:after="20"/>
+            </w:pPr>
+            <w:r>
+              <w:t xml:space="preserve">V1 à V6</w:t>
+            </w:r>
+          </w:p>
+        </w:tc>
+      </w:tr>
+    </w:tbl>
+    <w:p/>
+    <w:p>
+      <w:pPr>
+        <w:pStyle w:val="BodyText"/>
+        <w:numPr>
+          <w:ilvl w:val="0"/>
+          <w:numId w:val="1"/>
+        </w:numPr>
+        <w:spacing w:after="60"/>
+      </w:pPr>
+      <w:r>
+        <w:t xml:space="preserve">Tests : 6 items sur le contenu CE2, réussite 6/6.</w:t>
+      </w:r>
+    </w:p>
+    <w:p>
+      <w:pPr>
+        <w:pStyle w:val="BodyText"/>
+        <w:numPr>
+          <w:ilvl w:val="0"/>
+          <w:numId w:val="1"/>
+        </w:numPr>
+        <w:spacing w:after="60"/>
+      </w:pPr>
+      <w:r>
+        <w:t xml:space="preserve">Cahier de progrès : parcours A des fiches CE2-CM1-CM2.</w:t>
+      </w:r>
+    </w:p>
+    <w:p>
+      <w:pPr>
+        <w:pStyle w:val="BodyText"/>
+        <w:numPr>
+          <w:ilvl w:val="0"/>
+          <w:numId w:val="1"/>
+        </w:numPr>
+        <w:spacing w:after="60"/>
+      </w:pPr>
+      <w:r>
+        <w:t xml:space="preserve">Chaque dispositif détaillé contient sa propre partie « En CE2 ».</w:t>
       </w:r>
     </w:p>
     <w:sectPr>

--- a/Documents explicatifs des dispositifs/Dispositif_etude_de_la_langue_CM1_avec_jeux.docx
+++ b/Documents explicatifs des dispositifs/Dispositif_etude_de_la_langue_CM1_avec_jeux.docx
@@ -9314,7 +9314,7 @@
               <w:spacing w:before="20" w:after="20"/>
             </w:pPr>
             <w:r>
-              <w:t xml:space="preserve">H1 à H6 et H8 (un mot par ceinture ; pas de H7)</w:t>
+              <w:t xml:space="preserve">aucune (hors programme du cycle 2)</w:t>
             </w:r>
           </w:p>
         </w:tc>

--- a/Documents explicatifs des dispositifs/Dispositif_etude_de_la_langue_CM1_avec_jeux.docx
+++ b/Documents explicatifs des dispositifs/Dispositif_etude_de_la_langue_CM1_avec_jeux.docx
@@ -4917,7 +4917,7 @@
                 <w:szCs w:val="24"/>
                 <w:lang w:val="en-US" w:eastAsia="en-US" w:bidi="ar-SA"/>
               </w:rPr>
-              <w:t>Nasalisation (n devant m, b, p).</w:t>
+              <w:t>Nasalisation (m devant m, b, p).</w:t>
             </w:r>
           </w:p>
         </w:tc>
